--- a/courts/tenth-circuit/court-of-appeals/reply-brief/usage/OUTPUT-reply-brief.docx
+++ b/courts/tenth-circuit/court-of-appeals/reply-brief/usage/OUTPUT-reply-brief.docx
@@ -318,6 +318,7 @@
       <w:pPr>
         <w:pStyle w:val="SectionBreak"/>
         <w:sectPr>
+          <w:footerReference w:type="default" r:id="rIdFtrNone"/>
           <w:type w:val="nextPage"/>
           <w:pgSz w:w="12240" w:h="15840"/>
           <w:pgMar w:top="1440" w:right="1440" w:bottom="1440" w:left="1440" w:header="720" w:footer="720" w:gutter="0"/>
@@ -347,6 +348,15 @@
       <w:r>
         <w:t xml:space="preserve">TABLE OF AUTHORITIES</w:t>
       </w:r>
+      <w:r>
+        <w:t xml:space="preserve"> </w:t>
+      </w:r>
+      <w:r>
+        <w:tab/>
+      </w:r>
+      <w:r>
+        <w:t xml:space="preserve">ii</w:t>
+      </w:r>
     </w:p>
     <w:p>
       <w:pPr>
@@ -355,6 +365,15 @@
       <w:r>
         <w:t xml:space="preserve">INTRODUCTION</w:t>
       </w:r>
+      <w:r>
+        <w:t xml:space="preserve"> </w:t>
+      </w:r>
+      <w:r>
+        <w:tab/>
+      </w:r>
+      <w:r>
+        <w:t xml:space="preserve">1</w:t>
+      </w:r>
     </w:p>
     <w:p>
       <w:pPr>
@@ -363,6 +382,15 @@
       <w:r>
         <w:t xml:space="preserve">ARGUMENT</w:t>
       </w:r>
+      <w:r>
+        <w:t xml:space="preserve"> </w:t>
+      </w:r>
+      <w:r>
+        <w:tab/>
+      </w:r>
+      <w:r>
+        <w:t xml:space="preserve">1</w:t>
+      </w:r>
     </w:p>
     <w:p>
       <w:pPr>
@@ -377,6 +405,15 @@
       <w:r>
         <w:t xml:space="preserve">The United States adequately stated the basis and purpose of its demand for New Mexico’s SVRL.</w:t>
       </w:r>
+      <w:r>
+        <w:t xml:space="preserve"> </w:t>
+      </w:r>
+      <w:r>
+        <w:tab/>
+      </w:r>
+      <w:r>
+        <w:t xml:space="preserve">1</w:t>
+      </w:r>
     </w:p>
     <w:p>
       <w:pPr>
@@ -391,6 +428,15 @@
       <w:r>
         <w:t xml:space="preserve">Courts play a limited role in assessing the Attorney General’s demand under Title III.</w:t>
       </w:r>
+      <w:r>
+        <w:t xml:space="preserve"> </w:t>
+      </w:r>
+      <w:r>
+        <w:tab/>
+      </w:r>
+      <w:r>
+        <w:t xml:space="preserve">1</w:t>
+      </w:r>
     </w:p>
     <w:p>
       <w:pPr>
@@ -405,6 +451,15 @@
       <w:r>
         <w:t xml:space="preserve">The United States stated an adequate “basis” for its demand.</w:t>
       </w:r>
+      <w:r>
+        <w:t xml:space="preserve"> </w:t>
+      </w:r>
+      <w:r>
+        <w:tab/>
+      </w:r>
+      <w:r>
+        <w:t xml:space="preserve">5</w:t>
+      </w:r>
     </w:p>
     <w:p>
       <w:pPr>
@@ -413,6 +468,15 @@
       <w:r>
         <w:t xml:space="preserve">CONCLUSION</w:t>
       </w:r>
+      <w:r>
+        <w:t xml:space="preserve"> </w:t>
+      </w:r>
+      <w:r>
+        <w:tab/>
+      </w:r>
+      <w:r>
+        <w:t xml:space="preserve">8</w:t>
+      </w:r>
     </w:p>
     <w:p>
       <w:pPr>
@@ -421,6 +485,15 @@
       <w:r>
         <w:t xml:space="preserve">CERTIFICATE OF COMPLIANCE WITH TYPE-VOLUME LIMIT, TYPEFACE REQUIREMENTS, AND TYPE STYLE REQUIREMENTS</w:t>
       </w:r>
+      <w:r>
+        <w:t xml:space="preserve"> </w:t>
+      </w:r>
+      <w:r>
+        <w:tab/>
+      </w:r>
+      <w:r>
+        <w:t xml:space="preserve">9</w:t>
+      </w:r>
     </w:p>
     <w:p>
       <w:pPr>
@@ -428,13 +501,22 @@
       </w:pPr>
       <w:r>
         <w:t xml:space="preserve">CERTIFICATE OF SERVICE</w:t>
+      </w:r>
+      <w:r>
+        <w:t xml:space="preserve"> </w:t>
+      </w:r>
+      <w:r>
+        <w:tab/>
+      </w:r>
+      <w:r>
+        <w:t xml:space="preserve">10</w:t>
       </w:r>
     </w:p>
     <w:p>
       <w:pPr>
         <w:pStyle w:val="SectionBreak"/>
         <w:sectPr>
-          <w:footerReference w:type="default" r:id="rId100"/>
+          <w:footerReference w:type="default" r:id="rIdFtrPage"/>
           <w:type w:val="nextPage"/>
           <w:pgSz w:w="12240" w:h="15840"/>
           <w:pgMar w:top="1440" w:right="1440" w:bottom="1440" w:left="1440" w:header="720" w:footer="720" w:gutter="0"/>
@@ -494,7 +576,13 @@
         <w:t xml:space="preserve">400 U.S. 517 (1971)</w:t>
       </w:r>
       <w:r>
-        <w:tab/>
+        <w:t xml:space="preserve"> </w:t>
+      </w:r>
+      <w:r>
+        <w:tab/>
+      </w:r>
+      <w:r>
+        <w:t xml:space="preserve">4</w:t>
       </w:r>
     </w:p>
     <w:p>
@@ -518,7 +606,13 @@
         <w:t xml:space="preserve">306 F.2d 222 (5th Cir. 1962)</w:t>
       </w:r>
       <w:r>
-        <w:tab/>
+        <w:t xml:space="preserve"> </w:t>
+      </w:r>
+      <w:r>
+        <w:tab/>
+      </w:r>
+      <w:r>
+        <w:t xml:space="preserve">2, 3, 4, 7</w:t>
       </w:r>
     </w:p>
     <w:p>
@@ -542,7 +636,13 @@
         <w:t xml:space="preserve">603 U.S. 369 (2024)</w:t>
       </w:r>
       <w:r>
-        <w:tab/>
+        <w:t xml:space="preserve"> </w:t>
+      </w:r>
+      <w:r>
+        <w:tab/>
+      </w:r>
+      <w:r>
+        <w:t xml:space="preserve">6</w:t>
       </w:r>
     </w:p>
     <w:p>
@@ -566,7 +666,13 @@
         <w:t xml:space="preserve">503 U.S. 638 (1992)</w:t>
       </w:r>
       <w:r>
-        <w:tab/>
+        <w:t xml:space="preserve"> </w:t>
+      </w:r>
+      <w:r>
+        <w:tab/>
+      </w:r>
+      <w:r>
+        <w:t xml:space="preserve">5</w:t>
       </w:r>
     </w:p>
     <w:p>
@@ -590,7 +696,13 @@
         <w:t xml:space="preserve">187 F.4th 462 (6th Cir. 2026)</w:t>
       </w:r>
       <w:r>
-        <w:tab/>
+        <w:t xml:space="preserve"> </w:t>
+      </w:r>
+      <w:r>
+        <w:tab/>
+      </w:r>
+      <w:r>
+        <w:t xml:space="preserve">4</w:t>
       </w:r>
     </w:p>
     <w:p>
@@ -614,7 +726,13 @@
         <w:t xml:space="preserve">853 F.3d 1334 (10th Cir. 2017)</w:t>
       </w:r>
       <w:r>
-        <w:tab/>
+        <w:t xml:space="preserve"> </w:t>
+      </w:r>
+      <w:r>
+        <w:tab/>
+      </w:r>
+      <w:r>
+        <w:t xml:space="preserve">6</w:t>
       </w:r>
     </w:p>
     <w:p>
@@ -638,7 +756,13 @@
         <w:t xml:space="preserve">338 U.S. 632 (1950)</w:t>
       </w:r>
       <w:r>
-        <w:tab/>
+        <w:t xml:space="preserve"> </w:t>
+      </w:r>
+      <w:r>
+        <w:tab/>
+      </w:r>
+      <w:r>
+        <w:t xml:space="preserve">7</w:t>
       </w:r>
     </w:p>
     <w:p>
@@ -662,7 +786,13 @@
         <w:t xml:space="preserve">379 U.S. 48 (1964)</w:t>
       </w:r>
       <w:r>
-        <w:tab/>
+        <w:t xml:space="preserve"> </w:t>
+      </w:r>
+      <w:r>
+        <w:tab/>
+      </w:r>
+      <w:r>
+        <w:t xml:space="preserve">2, 3</w:t>
       </w:r>
     </w:p>
     <w:p>
@@ -685,7 +815,13 @@
         <w:t xml:space="preserve">26 U.S.C. 7602(a)(1)</w:t>
       </w:r>
       <w:r>
-        <w:tab/>
+        <w:t xml:space="preserve"> </w:t>
+      </w:r>
+      <w:r>
+        <w:tab/>
+      </w:r>
+      <w:r>
+        <w:t xml:space="preserve">3</w:t>
       </w:r>
     </w:p>
     <w:p>
@@ -696,7 +832,13 @@
         <w:t xml:space="preserve">26 U.S.C. 7605(b)</w:t>
       </w:r>
       <w:r>
-        <w:tab/>
+        <w:t xml:space="preserve"> </w:t>
+      </w:r>
+      <w:r>
+        <w:tab/>
+      </w:r>
+      <w:r>
+        <w:t xml:space="preserve">3</w:t>
       </w:r>
     </w:p>
     <w:p>
@@ -707,7 +849,13 @@
         <w:t xml:space="preserve">52 U.S.C. 20703</w:t>
       </w:r>
       <w:r>
-        <w:tab/>
+        <w:t xml:space="preserve"> </w:t>
+      </w:r>
+      <w:r>
+        <w:tab/>
+      </w:r>
+      <w:r>
+        <w:t xml:space="preserve">2</w:t>
       </w:r>
     </w:p>
     <w:p>
@@ -718,7 +866,13 @@
         <w:t xml:space="preserve">52 U.S.C. 20704</w:t>
       </w:r>
       <w:r>
-        <w:tab/>
+        <w:t xml:space="preserve"> </w:t>
+      </w:r>
+      <w:r>
+        <w:tab/>
+      </w:r>
+      <w:r>
+        <w:t xml:space="preserve">4</w:t>
       </w:r>
     </w:p>
     <w:p>
@@ -729,7 +883,13 @@
         <w:t xml:space="preserve">52 U.S.C. 20705</w:t>
       </w:r>
       <w:r>
-        <w:tab/>
+        <w:t xml:space="preserve"> </w:t>
+      </w:r>
+      <w:r>
+        <w:tab/>
+      </w:r>
+      <w:r>
+        <w:t xml:space="preserve">3</w:t>
       </w:r>
     </w:p>
     <w:p>
@@ -752,7 +912,13 @@
         <w:t xml:space="preserve">Fed. R. Civ. P. 81(a)(5)</w:t>
       </w:r>
       <w:r>
-        <w:tab/>
+        <w:t xml:space="preserve"> </w:t>
+      </w:r>
+      <w:r>
+        <w:tab/>
+      </w:r>
+      <w:r>
+        <w:t xml:space="preserve">4</w:t>
       </w:r>
     </w:p>
     <w:p>
@@ -775,7 +941,13 @@
         <w:t xml:space="preserve">106 Cong. Rec. 6392 (1960)</w:t>
       </w:r>
       <w:r>
-        <w:tab/>
+        <w:t xml:space="preserve"> </w:t>
+      </w:r>
+      <w:r>
+        <w:tab/>
+      </w:r>
+      <w:r>
+        <w:t xml:space="preserve">6</w:t>
       </w:r>
     </w:p>
     <w:p>
@@ -786,7 +958,13 @@
         <w:t xml:space="preserve">106 Cong. Rec. 7767 (1960)</w:t>
       </w:r>
       <w:r>
-        <w:tab/>
+        <w:t xml:space="preserve"> </w:t>
+      </w:r>
+      <w:r>
+        <w:tab/>
+      </w:r>
+      <w:r>
+        <w:t xml:space="preserve">6</w:t>
       </w:r>
     </w:p>
     <w:p>
@@ -797,14 +975,20 @@
         <w:t xml:space="preserve">Webster’s New World Dictionary of the American Language (8th coll. ed. 1960)</w:t>
       </w:r>
       <w:r>
-        <w:tab/>
+        <w:t xml:space="preserve"> </w:t>
+      </w:r>
+      <w:r>
+        <w:tab/>
+      </w:r>
+      <w:r>
+        <w:t xml:space="preserve">5</w:t>
       </w:r>
     </w:p>
     <w:p>
       <w:pPr>
         <w:pStyle w:val="SectionBreak"/>
         <w:sectPr>
-          <w:footerReference w:type="default" r:id="rId100"/>
+          <w:footerReference w:type="default" r:id="rIdFtrPage"/>
           <w:type w:val="nextPage"/>
           <w:pgSz w:w="12240" w:h="15840"/>
           <w:pgMar w:top="1440" w:right="1440" w:bottom="1440" w:left="1440" w:header="720" w:footer="720" w:gutter="0"/>
@@ -932,7 +1116,7 @@
         <w:rPr>
           <w:rStyle w:val="FootnoteReference"/>
         </w:rPr>
-        <w:footnoteReference w:id="109"/>
+        <w:footnoteReference w:id="9"/>
       </w:r>
     </w:p>
     <w:p>
@@ -1599,7 +1783,7 @@
       <w:pPr>
         <w:pStyle w:val="SectionBreak"/>
         <w:sectPr>
-          <w:footerReference w:type="default" r:id="rId100"/>
+          <w:footerReference w:type="default" r:id="rIdFtrPage"/>
           <w:type w:val="nextPage"/>
           <w:pgSz w:w="12240" w:h="15840"/>
           <w:pgMar w:top="1440" w:right="1440" w:bottom="1440" w:left="1440" w:header="720" w:footer="720" w:gutter="0"/>
@@ -1628,7 +1812,7 @@
         <w:pStyle w:val="Single"/>
       </w:pPr>
       <w:r>
-        <w:t xml:space="preserve">2. This document complies with the typeface requirements of Fed. R. App. P. 32(a)(5) and the type style requirements of Fed. R. App. P. 32(a)(6) because this document has been prepared in a proportionally spaced typeface, EB Garamond, in 14-point type.</w:t>
+        <w:t xml:space="preserve">2. This document complies with the typeface requirements of Fed. R. App. P. 32(a)(5) and the type style requirements of Fed. R. App. P. 32(a)(6) because this document has been prepared in a proportionally spaced typeface, Times New Roman, in 14-point type.</w:t>
       </w:r>
     </w:p>
     <w:p>
@@ -1663,7 +1847,7 @@
       <w:pPr>
         <w:pStyle w:val="SectionBreak"/>
         <w:sectPr>
-          <w:footerReference w:type="default" r:id="rId100"/>
+          <w:footerReference w:type="default" r:id="rIdFtrPage"/>
           <w:type w:val="nextPage"/>
           <w:pgSz w:w="12240" w:h="15840"/>
           <w:pgMar w:top="1440" w:right="1440" w:bottom="1440" w:left="1440" w:header="720" w:footer="720" w:gutter="0"/>
@@ -1716,7 +1900,8 @@
       </w:r>
     </w:p>
     <w:sectPr>
-      <w:footerReference w:type="default" r:id="rId100"/>
+      <w:footerReference w:type="default" r:id="rIdFtrPage"/>
+      <w:type w:val="nextPage"/>
       <w:pgSz w:w="12240" w:h="15840"/>
       <w:pgMar w:top="1440" w:right="1440" w:bottom="1440" w:left="1440" w:header="720" w:footer="720" w:gutter="0"/>
       <w:pgNumType w:fmt="decimal"/>
@@ -1729,15 +1914,54 @@
 <w:comments xmlns:w="http://schemas.openxmlformats.org/wordprocessingml/2006/main" xmlns:m="http://schemas.openxmlformats.org/officeDocument/2006/math" xmlns:r="http://schemas.openxmlformats.org/officeDocument/2006/relationships" xmlns:o="urn:schemas-microsoft-com:office:office" xmlns:v="urn:schemas-microsoft-com:vml" xmlns:w10="urn:schemas-microsoft-com:office:word" xmlns:a="http://schemas.openxmlformats.org/drawingml/2006/main" xmlns:pic="http://schemas.openxmlformats.org/drawingml/2006/picture" xmlns:wp="http://schemas.openxmlformats.org/drawingml/2006/wordprocessingDrawing"/>
 </file>
 
-<file path=word/footer1.xml><?xml version="1.0" encoding="utf-8"?>
+<file path=word/footnotes.xml><?xml version="1.0" encoding="utf-8"?>
+<w:footnotes xmlns:w="http://schemas.openxmlformats.org/wordprocessingml/2006/main" xmlns:m="http://schemas.openxmlformats.org/officeDocument/2006/math" xmlns:r="http://schemas.openxmlformats.org/officeDocument/2006/relationships" xmlns:o="urn:schemas-microsoft-com:office:office" xmlns:v="urn:schemas-microsoft-com:vml" xmlns:w10="urn:schemas-microsoft-com:office:word" xmlns:a="http://schemas.openxmlformats.org/drawingml/2006/main" xmlns:pic="http://schemas.openxmlformats.org/drawingml/2006/picture" xmlns:wp="http://schemas.openxmlformats.org/drawingml/2006/wordprocessingDrawing">
+  <w:footnote w:type="continuationSeparator" w:id="0">
+    <w:p>
+      <w:r>
+        <w:continuationSeparator/>
+      </w:r>
+    </w:p>
+  </w:footnote>
+  <w:footnote w:type="separator" w:id="-1">
+    <w:p>
+      <w:r>
+        <w:separator/>
+      </w:r>
+    </w:p>
+  </w:footnote>
+  <w:footnote w:id="9">
+    <w:p>
+      <w:pPr>
+        <w:pStyle w:val="FootnoteText"/>
+      </w:pPr>
+      <w:r>
+        <w:rPr>
+          <w:rStyle w:val="FootnoteReference"/>
+        </w:rPr>
+        <w:footnoteRef/>
+      </w:r>
+      <w:r>
+        <w:t xml:space="preserve"> </w:t>
+      </w:r>
+      <w:r>
+        <w:t xml:space="preserve">“JA,” refers to the Joint Appendix filed in this appeal. “Sec’y Br.,” “Alliance Br.,” and “Common Cause Br.” refer, respectively, to the principal briefs filed by Secretary Toulouse Oliver, the New Mexico Alliance for Retired Americans, and Common Cause, Claudia Medina, and Justin Allen. “U.S. Br.,” refers to the United States’ opening brief. “DNC Br.” and “EPIC Br.” refer, respectively, to the amicus briefs filed by the Democratic National Committee and Electronic Privacy Information Center.</w:t>
+      </w:r>
+    </w:p>
+  </w:footnote>
+</w:footnotes>
+</file>
+
+<file path=word/ftr-add.xml><?xml version="1.0" encoding="utf-8"?>
 <w:ftr xmlns:w="http://schemas.openxmlformats.org/wordprocessingml/2006/main" xmlns:r="http://schemas.openxmlformats.org/officeDocument/2006/relationships">
   <w:p>
     <w:pPr>
-      <w:pStyle w:val="Footer"/>
+      <w:spacing w:before="0" w:after="0"/>
       <w:jc w:val="center"/>
-      <w:spacing w:after="0" w:line="240" w:lineRule="auto"/>
-      <w:ind w:firstLine="0"/>
-    </w:pPr>
+    </w:pPr>
+    <w:r>
+      <w:t>Add-</w:t>
+    </w:r>
     <w:r>
       <w:fldChar w:fldCharType="begin"/>
     </w:r>
@@ -1757,42 +1981,41 @@
 </w:ftr>
 </file>
 
-<file path=word/footnotes.xml><?xml version="1.0" encoding="utf-8"?>
-<w:footnotes xmlns:w="http://schemas.openxmlformats.org/wordprocessingml/2006/main" xmlns:m="http://schemas.openxmlformats.org/officeDocument/2006/math" xmlns:r="http://schemas.openxmlformats.org/officeDocument/2006/relationships" xmlns:o="urn:schemas-microsoft-com:office:office" xmlns:v="urn:schemas-microsoft-com:vml" xmlns:w10="urn:schemas-microsoft-com:office:word" xmlns:a="http://schemas.openxmlformats.org/drawingml/2006/main" xmlns:pic="http://schemas.openxmlformats.org/drawingml/2006/picture" xmlns:wp="http://schemas.openxmlformats.org/drawingml/2006/wordprocessingDrawing">
-  <w:footnote w:type="continuationSeparator" w:id="0">
-    <w:p>
-      <w:r>
-        <w:continuationSeparator/>
-      </w:r>
-    </w:p>
-  </w:footnote>
-  <w:footnote w:type="separator" w:id="-1">
-    <w:p>
-      <w:r>
-        <w:separator/>
-      </w:r>
-    </w:p>
-  </w:footnote>
-  <w:footnote w:id="109">
-    <w:p>
-      <w:pPr>
-        <w:pStyle w:val="FootnoteText"/>
-      </w:pPr>
-      <w:r>
-        <w:rPr>
-          <w:rStyle w:val="FootnoteReference"/>
-        </w:rPr>
-        <w:footnoteRef/>
-      </w:r>
-      <w:r>
-        <w:t xml:space="preserve"> </w:t>
-      </w:r>
-      <w:r>
-        <w:t xml:space="preserve">“JA,” refers to the Joint Appendix filed in this appeal. “Sec’y Br.,” “Alliance Br.,” and “Common Cause Br.” refer, respectively, to the principal briefs filed by Secretary Toulouse Oliver, the New Mexico Alliance for Retired Americans, and Common Cause, Claudia Medina, and Justin Allen. “U.S. Br.,” refers to the United States’ opening brief. “DNC Br.” and “EPIC Br.” refer, respectively, to the amicus briefs filed by the Democratic National Committee and Electronic Privacy Information Center.</w:t>
-      </w:r>
-    </w:p>
-  </w:footnote>
-</w:footnotes>
+<file path=word/ftr-none.xml><?xml version="1.0" encoding="utf-8"?>
+<w:ftr xmlns:w="http://schemas.openxmlformats.org/wordprocessingml/2006/main" xmlns:r="http://schemas.openxmlformats.org/officeDocument/2006/relationships">
+  <w:p>
+    <w:pPr>
+      <w:spacing w:before="0" w:after="0"/>
+      <w:jc w:val="center"/>
+    </w:pPr>
+  </w:p>
+</w:ftr>
+</file>
+
+<file path=word/ftr-page.xml><?xml version="1.0" encoding="utf-8"?>
+<w:ftr xmlns:w="http://schemas.openxmlformats.org/wordprocessingml/2006/main" xmlns:r="http://schemas.openxmlformats.org/officeDocument/2006/relationships">
+  <w:p>
+    <w:pPr>
+      <w:spacing w:before="0" w:after="0"/>
+      <w:jc w:val="center"/>
+    </w:pPr>
+    <w:r>
+      <w:fldChar w:fldCharType="begin"/>
+    </w:r>
+    <w:r>
+      <w:instrText xml:space="preserve"> PAGE </w:instrText>
+    </w:r>
+    <w:r>
+      <w:fldChar w:fldCharType="separate"/>
+    </w:r>
+    <w:r>
+      <w:t>1</w:t>
+    </w:r>
+    <w:r>
+      <w:fldChar w:fldCharType="end"/>
+    </w:r>
+  </w:p>
+</w:ftr>
 </file>
 
 <file path=word/numbering.xml><?xml version="1.0" encoding="utf-8"?>
@@ -1884,7 +2107,7 @@
   <w:docDefaults>
     <w:rPrDefault>
       <w:rPr>
-        <w:rFonts w:ascii="EB Garamond" w:hAnsi="EB Garamond" w:eastAsia="EB Garamond" w:cs="EB Garamond"/>
+        <w:rFonts w:ascii="Times New Roman" w:hAnsi="Times New Roman" w:eastAsia="Times New Roman" w:cs="Times New Roman"/>
         <w:sz w:val="28"/>
         <w:szCs w:val="28"/>
         <w:lang w:val="en-US" w:eastAsia="en-US" w:bidi="ar-SA"/>
@@ -2198,7 +2421,7 @@
     <w:name w:val="Verbatim Char"/>
     <w:basedOn w:val="DefaultParagraphFont"/>
     <w:rPr>
-      <w:rFonts w:ascii="EB Garamond" w:hAnsi="EB Garamond"/>
+      <w:rFonts w:ascii="Times New Roman" w:hAnsi="Times New Roman"/>
     </w:rPr>
   </w:style>
   <w:style w:type="paragraph" w:styleId="Footer">
@@ -2365,10 +2588,10 @@
     <w:qFormat/>
     <w:pPr>
       <w:tabs>
-        <w:tab w:val="left" w:pos="720"/>
+        <w:tab w:val="right" w:leader="dot" w:pos="9340"/>
       </w:tabs>
       <w:spacing w:before="120" w:after="120" w:line="240" w:lineRule="auto"/>
-      <w:ind w:left="720" w:right="0" w:hanging="720" w:firstLine="0"/>
+      <w:ind w:left="720" w:right="720" w:hanging="720"/>
     </w:pPr>
   </w:style>
   <w:style w:type="paragraph" w:customStyle="1" w:styleId="TOCK1">
@@ -2376,10 +2599,7 @@
     <w:basedOn w:val="TOCK0"/>
     <w:qFormat/>
     <w:pPr>
-      <w:tabs>
-        <w:tab w:val="left" w:pos="1440"/>
-      </w:tabs>
-      <w:ind w:left="1440" w:right="0" w:hanging="720" w:firstLine="0"/>
+      <w:ind w:left="1440" w:right="720" w:hanging="720"/>
     </w:pPr>
   </w:style>
   <w:style w:type="paragraph" w:customStyle="1" w:styleId="TOCK2">
@@ -2387,10 +2607,7 @@
     <w:basedOn w:val="TOCK0"/>
     <w:qFormat/>
     <w:pPr>
-      <w:tabs>
-        <w:tab w:val="left" w:pos="2160"/>
-      </w:tabs>
-      <w:ind w:left="2160" w:right="0" w:hanging="720" w:firstLine="0"/>
+      <w:ind w:left="2160" w:right="720" w:hanging="720"/>
     </w:pPr>
   </w:style>
   <w:style w:type="paragraph" w:customStyle="1" w:styleId="TOCK3">
@@ -2398,10 +2615,7 @@
     <w:basedOn w:val="TOCK0"/>
     <w:qFormat/>
     <w:pPr>
-      <w:tabs>
-        <w:tab w:val="left" w:pos="2880"/>
-      </w:tabs>
-      <w:ind w:left="2880" w:right="0" w:hanging="720" w:firstLine="0"/>
+      <w:ind w:left="2880" w:right="720" w:hanging="720"/>
     </w:pPr>
   </w:style>
   <w:style w:type="paragraph" w:customStyle="1" w:styleId="TOCK4">
@@ -2409,10 +2623,7 @@
     <w:basedOn w:val="TOCK0"/>
     <w:qFormat/>
     <w:pPr>
-      <w:tabs>
-        <w:tab w:val="left" w:pos="3600"/>
-      </w:tabs>
-      <w:ind w:left="3600" w:right="0" w:hanging="720" w:firstLine="0"/>
+      <w:ind w:left="3600" w:right="720" w:hanging="720"/>
     </w:pPr>
   </w:style>
   <w:style w:type="paragraph" w:customStyle="1" w:styleId="TOALine">
@@ -2421,10 +2632,10 @@
     <w:qFormat/>
     <w:pPr>
       <w:tabs>
-        <w:tab w:val="right" w:leader="dot" w:pos="9360"/>
+        <w:tab w:val="right" w:leader="dot" w:pos="9340"/>
       </w:tabs>
       <w:spacing w:before="140" w:after="0" w:line="240" w:lineRule="auto"/>
-      <w:ind w:left="504" w:right="0" w:hanging="504" w:firstLine="0"/>
+      <w:ind w:left="504" w:right="1120" w:hanging="504" w:firstLine="0"/>
     </w:pPr>
   </w:style>
   <w:style w:type="paragraph" w:customStyle="1" w:styleId="TOAGroup">
@@ -2486,6 +2697,7 @@
     <w:name w:val="Gap Sig"/>
     <w:basedOn w:val="Normal"/>
     <w:pPr>
+      <w:keepNext/>
       <w:spacing w:before="0" w:after="0" w:line="340" w:lineRule="exact"/>
       <w:ind w:firstLine="0"/>
     </w:pPr>
@@ -2900,7 +3112,7 @@
     </a:clrScheme>
     <a:fontScheme name="Office">
       <a:majorFont>
-        <a:latin typeface="Aptos Display" panose="02110004020202020204"/>
+        <a:latin typeface="Times New Roman" panose="02110004020202020204"/>
         <a:ea typeface=""/>
         <a:cs typeface=""/>
         <a:font script="Jpan" typeface="游ゴシック Light"/>
@@ -2952,7 +3164,7 @@
         <a:font script="Tfng" typeface="Ebrima"/>
       </a:majorFont>
       <a:minorFont>
-        <a:latin typeface="Aptos" panose="02110004020202020204"/>
+        <a:latin typeface="Times New Roman" panose="02110004020202020204"/>
         <a:ea typeface=""/>
         <a:cs typeface=""/>
         <a:font script="Jpan" typeface="游明朝"/>
